--- a/docs/task.docx
+++ b/docs/task.docx
@@ -27,7 +27,6 @@
         <w:rPr>
           <w:rFonts w:hint="default" w:ascii="Times New Roman" w:hAnsi="Times New Roman" w:eastAsia="sans-serif" w:cs="Times New Roman"/>
           <w:color w:val="1F1F1F"/>
-          <w:bdr w:val="none" w:color="1F1F1F" w:sz="0" w:space="0"/>
         </w:rPr>
         <w:t xml:space="preserve">Dựa trên kế hoạch chi tiết và lộ trình 3 tuần đã thống nhất cho nhóm của bạn (Lực, Hoàng, Huy), dưới đây là danh sách các task được sắp xếp theo </w:t>
       </w:r>
@@ -37,7 +36,6 @@
           <w:b/>
           <w:bCs/>
           <w:color w:val="1F1F1F"/>
-          <w:bdr w:val="none" w:color="1F1F1F" w:sz="0" w:space="0"/>
         </w:rPr>
         <w:t>thứ tự thực hiện</w:t>
       </w:r>
@@ -45,7 +43,6 @@
         <w:rPr>
           <w:rFonts w:hint="default" w:ascii="Times New Roman" w:hAnsi="Times New Roman" w:eastAsia="sans-serif" w:cs="Times New Roman"/>
           <w:color w:val="1F1F1F"/>
-          <w:bdr w:val="none" w:color="1F1F1F" w:sz="0" w:space="0"/>
         </w:rPr>
         <w:t xml:space="preserve"> để đảm bảo tính logic và luồng dữ liệu thông suốt:</w:t>
       </w:r>
@@ -75,7 +72,6 @@
         <w:rPr>
           <w:rFonts w:hint="default" w:ascii="Times New Roman" w:hAnsi="Times New Roman" w:eastAsia="sans-serif" w:cs="Times New Roman"/>
           <w:color w:val="1F1F1F"/>
-          <w:bdr w:val="none" w:color="1F1F1F" w:sz="0" w:space="0"/>
         </w:rPr>
         <w:t>📅 Giai đoạn 1: Thiết lập nền tảng (Tuần 1)</w:t>
       </w:r>
@@ -105,7 +101,6 @@
         <w:rPr>
           <w:rFonts w:hint="default" w:ascii="Times New Roman" w:hAnsi="Times New Roman" w:eastAsia="sans-serif" w:cs="Times New Roman"/>
           <w:color w:val="1F1F1F"/>
-          <w:bdr w:val="none" w:color="auto" w:sz="0" w:space="0"/>
         </w:rPr>
         <w:t>Đây là giai đoạn quan trọng nhất để thống nhất cấu trúc dữ liệu trước khi viết code logic.</w:t>
       </w:r>
@@ -116,6 +111,7 @@
         <w:keepLines w:val="0"/>
         <w:widowControl/>
         <w:numPr>
+          <w:ilvl w:val="0"/>
           <w:numId w:val="0"/>
         </w:numPr>
         <w:suppressLineNumbers w:val="0"/>
@@ -133,29 +129,26 @@
           <w:color w:val="1F1F1F"/>
         </w:rPr>
       </w:pPr>
-      <w:bookmarkStart w:id="0" w:name="_GoBack"/>
-      <w:bookmarkEnd w:id="0"/>
-    </w:p>
-    <w:p>
-      <w:pPr>
-        <w:pStyle w:val="5"/>
-        <w:keepNext w:val="0"/>
-        <w:keepLines w:val="0"/>
-        <w:widowControl/>
-        <w:suppressLineNumbers w:val="0"/>
-        <w:pBdr>
-          <w:top w:val="none" w:color="1F1F1F" w:sz="0" w:space="0"/>
-          <w:left w:val="none" w:color="1F1F1F" w:sz="0" w:space="0"/>
-          <w:bottom w:val="none" w:color="1F1F1F" w:sz="0" w:space="0"/>
-          <w:right w:val="none" w:color="1F1F1F" w:sz="0" w:space="0"/>
-        </w:pBdr>
-        <w:bidi w:val="0"/>
-        <w:spacing w:before="0" w:beforeAutospacing="0" w:after="120" w:afterAutospacing="0" w:line="17" w:lineRule="atLeast"/>
-        <w:ind w:left="0" w:right="0"/>
-        <w:rPr>
-          <w:rFonts w:hint="default" w:ascii="Times New Roman" w:hAnsi="Times New Roman" w:eastAsia="sans-serif" w:cs="Times New Roman"/>
-          <w:color w:val="1F1F1F"/>
-          <w:bdr w:val="none" w:color="1F1F1F" w:sz="0" w:space="0"/>
+    </w:p>
+    <w:p>
+      <w:pPr>
+        <w:pStyle w:val="5"/>
+        <w:keepNext w:val="0"/>
+        <w:keepLines w:val="0"/>
+        <w:widowControl/>
+        <w:suppressLineNumbers w:val="0"/>
+        <w:pBdr>
+          <w:top w:val="none" w:color="1F1F1F" w:sz="0" w:space="0"/>
+          <w:left w:val="none" w:color="1F1F1F" w:sz="0" w:space="0"/>
+          <w:bottom w:val="none" w:color="1F1F1F" w:sz="0" w:space="0"/>
+          <w:right w:val="none" w:color="1F1F1F" w:sz="0" w:space="0"/>
+        </w:pBdr>
+        <w:bidi w:val="0"/>
+        <w:spacing w:before="0" w:beforeAutospacing="0" w:after="120" w:afterAutospacing="0" w:line="17" w:lineRule="atLeast"/>
+        <w:ind w:left="0" w:right="0"/>
+        <w:rPr>
+          <w:rFonts w:hint="default" w:ascii="Times New Roman" w:hAnsi="Times New Roman" w:eastAsia="sans-serif" w:cs="Times New Roman"/>
+          <w:color w:val="1F1F1F"/>
         </w:rPr>
       </w:pPr>
       <w:r>
@@ -164,7 +157,6 @@
           <w:b/>
           <w:bCs/>
           <w:color w:val="1F1F1F"/>
-          <w:bdr w:val="none" w:color="1F1F1F" w:sz="0" w:space="0"/>
         </w:rPr>
         <w:t>Task 1 (Lực):</w:t>
       </w:r>
@@ -172,7 +164,6 @@
         <w:rPr>
           <w:rFonts w:hint="default" w:ascii="Times New Roman" w:hAnsi="Times New Roman" w:eastAsia="sans-serif" w:cs="Times New Roman"/>
           <w:color w:val="1F1F1F"/>
-          <w:bdr w:val="none" w:color="1F1F1F" w:sz="0" w:space="0"/>
         </w:rPr>
         <w:t xml:space="preserve"> Thiết kế sơ đồ kiến trúc hệ thống tổng thể và Sequence Diagram cho luồng Saga.</w:t>
       </w:r>
@@ -196,7 +187,6 @@
         <w:rPr>
           <w:rFonts w:hint="default" w:ascii="Times New Roman" w:hAnsi="Times New Roman" w:eastAsia="sans-serif" w:cs="Times New Roman"/>
           <w:color w:val="1F1F1F"/>
-          <w:bdr w:val="none" w:color="1F1F1F" w:sz="0" w:space="0"/>
         </w:rPr>
       </w:pPr>
     </w:p>
@@ -227,7 +217,6 @@
           <w:b/>
           <w:bCs/>
           <w:color w:val="1F1F1F"/>
-          <w:bdr w:val="none" w:color="1F1F1F" w:sz="0" w:space="0"/>
         </w:rPr>
         <w:t>Task 2 (Hoàng):</w:t>
       </w:r>
@@ -235,7 +224,6 @@
         <w:rPr>
           <w:rFonts w:hint="default" w:ascii="Times New Roman" w:hAnsi="Times New Roman" w:eastAsia="sans-serif" w:cs="Times New Roman"/>
           <w:color w:val="1F1F1F"/>
-          <w:bdr w:val="none" w:color="1F1F1F" w:sz="0" w:space="0"/>
         </w:rPr>
         <w:t xml:space="preserve"> Khởi tạo SQL Schema (Tạo các bảng </w:t>
       </w:r>
@@ -243,7 +231,6 @@
         <w:rPr>
           <w:rFonts w:hint="default" w:ascii="Times New Roman" w:hAnsi="Times New Roman" w:eastAsia="sans-serif" w:cs="Times New Roman"/>
           <w:color w:val="444746"/>
-          <w:bdr w:val="none" w:color="444746" w:sz="0" w:space="0"/>
         </w:rPr>
         <w:t>Shipments</w:t>
       </w:r>
@@ -251,7 +238,6 @@
         <w:rPr>
           <w:rFonts w:hint="default" w:ascii="Times New Roman" w:hAnsi="Times New Roman" w:eastAsia="sans-serif" w:cs="Times New Roman"/>
           <w:color w:val="1F1F1F"/>
-          <w:bdr w:val="none" w:color="1F1F1F" w:sz="0" w:space="0"/>
         </w:rPr>
         <w:t xml:space="preserve">, </w:t>
       </w:r>
@@ -259,7 +245,6 @@
         <w:rPr>
           <w:rFonts w:hint="default" w:ascii="Times New Roman" w:hAnsi="Times New Roman" w:eastAsia="sans-serif" w:cs="Times New Roman"/>
           <w:color w:val="444746"/>
-          <w:bdr w:val="none" w:color="444746" w:sz="0" w:space="0"/>
         </w:rPr>
         <w:t>Ownership</w:t>
       </w:r>
@@ -267,7 +252,6 @@
         <w:rPr>
           <w:rFonts w:hint="default" w:ascii="Times New Roman" w:hAnsi="Times New Roman" w:eastAsia="sans-serif" w:cs="Times New Roman"/>
           <w:color w:val="1F1F1F"/>
-          <w:bdr w:val="none" w:color="1F1F1F" w:sz="0" w:space="0"/>
         </w:rPr>
         <w:t xml:space="preserve">, </w:t>
       </w:r>
@@ -275,7 +259,6 @@
         <w:rPr>
           <w:rFonts w:hint="default" w:ascii="Times New Roman" w:hAnsi="Times New Roman" w:eastAsia="sans-serif" w:cs="Times New Roman"/>
           <w:color w:val="444746"/>
-          <w:bdr w:val="none" w:color="444746" w:sz="0" w:space="0"/>
         </w:rPr>
         <w:t>Parties</w:t>
       </w:r>
@@ -283,7 +266,6 @@
         <w:rPr>
           <w:rFonts w:hint="default" w:ascii="Times New Roman" w:hAnsi="Times New Roman" w:eastAsia="sans-serif" w:cs="Times New Roman"/>
           <w:color w:val="1F1F1F"/>
-          <w:bdr w:val="none" w:color="1F1F1F" w:sz="0" w:space="0"/>
         </w:rPr>
         <w:t xml:space="preserve">, </w:t>
       </w:r>
@@ -291,7 +273,6 @@
         <w:rPr>
           <w:rFonts w:hint="default" w:ascii="Times New Roman" w:hAnsi="Times New Roman" w:eastAsia="sans-serif" w:cs="Times New Roman"/>
           <w:color w:val="444746"/>
-          <w:bdr w:val="none" w:color="444746" w:sz="0" w:space="0"/>
         </w:rPr>
         <w:t>Ports</w:t>
       </w:r>
@@ -299,7 +280,6 @@
         <w:rPr>
           <w:rFonts w:hint="default" w:ascii="Times New Roman" w:hAnsi="Times New Roman" w:eastAsia="sans-serif" w:cs="Times New Roman"/>
           <w:color w:val="1F1F1F"/>
-          <w:bdr w:val="none" w:color="1F1F1F" w:sz="0" w:space="0"/>
         </w:rPr>
         <w:t xml:space="preserve"> với đầy đủ ràng buộc).</w:t>
       </w:r>
@@ -310,6 +290,7 @@
         <w:keepLines w:val="0"/>
         <w:widowControl/>
         <w:numPr>
+          <w:ilvl w:val="0"/>
           <w:numId w:val="0"/>
         </w:numPr>
         <w:suppressLineNumbers w:val="0"/>
@@ -355,7 +336,6 @@
           <w:b/>
           <w:bCs/>
           <w:color w:val="1F1F1F"/>
-          <w:bdr w:val="none" w:color="1F1F1F" w:sz="0" w:space="0"/>
         </w:rPr>
         <w:t>Task 3 (Huy):</w:t>
       </w:r>
@@ -363,7 +343,6 @@
         <w:rPr>
           <w:rFonts w:hint="default" w:ascii="Times New Roman" w:hAnsi="Times New Roman" w:eastAsia="sans-serif" w:cs="Times New Roman"/>
           <w:color w:val="1F1F1F"/>
-          <w:bdr w:val="none" w:color="1F1F1F" w:sz="0" w:space="0"/>
         </w:rPr>
         <w:t xml:space="preserve"> Thiết kế MongoDB Schema cho collection </w:t>
       </w:r>
@@ -371,7 +350,6 @@
         <w:rPr>
           <w:rFonts w:hint="default" w:ascii="Times New Roman" w:hAnsi="Times New Roman" w:eastAsia="sans-serif" w:cs="Times New Roman"/>
           <w:color w:val="444746"/>
-          <w:bdr w:val="none" w:color="444746" w:sz="0" w:space="0"/>
         </w:rPr>
         <w:t>telemetry_logs</w:t>
       </w:r>
@@ -379,7 +357,6 @@
         <w:rPr>
           <w:rFonts w:hint="default" w:ascii="Times New Roman" w:hAnsi="Times New Roman" w:eastAsia="sans-serif" w:cs="Times New Roman"/>
           <w:color w:val="1F1F1F"/>
-          <w:bdr w:val="none" w:color="1F1F1F" w:sz="0" w:space="0"/>
         </w:rPr>
         <w:t xml:space="preserve"> (Định dạng append-only và đánh Index).</w:t>
       </w:r>
@@ -390,6 +367,7 @@
         <w:keepLines w:val="0"/>
         <w:widowControl/>
         <w:numPr>
+          <w:ilvl w:val="0"/>
           <w:numId w:val="0"/>
         </w:numPr>
         <w:suppressLineNumbers w:val="0"/>
@@ -436,7 +414,6 @@
           <w:b/>
           <w:bCs/>
           <w:color w:val="1F1F1F"/>
-          <w:bdr w:val="none" w:color="1F1F1F" w:sz="0" w:space="0"/>
         </w:rPr>
         <w:t>Task 4 (Lực/Hoàng/Huy):</w:t>
       </w:r>
@@ -444,7 +421,6 @@
         <w:rPr>
           <w:rFonts w:hint="default" w:ascii="Times New Roman" w:hAnsi="Times New Roman" w:eastAsia="sans-serif" w:cs="Times New Roman"/>
           <w:color w:val="1F1F1F"/>
-          <w:bdr w:val="none" w:color="1F1F1F" w:sz="0" w:space="0"/>
         </w:rPr>
         <w:t xml:space="preserve"> Thiết lập Repo Git và cấu trúc thư mục dự án (</w:t>
       </w:r>
@@ -452,7 +428,6 @@
         <w:rPr>
           <w:rFonts w:hint="default" w:ascii="Times New Roman" w:hAnsi="Times New Roman" w:eastAsia="sans-serif" w:cs="Times New Roman"/>
           <w:color w:val="444746"/>
-          <w:bdr w:val="none" w:color="444746" w:sz="0" w:space="0"/>
         </w:rPr>
         <w:t>src/</w:t>
       </w:r>
@@ -460,7 +435,6 @@
         <w:rPr>
           <w:rFonts w:hint="default" w:ascii="Times New Roman" w:hAnsi="Times New Roman" w:eastAsia="sans-serif" w:cs="Times New Roman"/>
           <w:color w:val="1F1F1F"/>
-          <w:bdr w:val="none" w:color="1F1F1F" w:sz="0" w:space="0"/>
         </w:rPr>
         <w:t xml:space="preserve">, </w:t>
       </w:r>
@@ -468,7 +442,6 @@
         <w:rPr>
           <w:rFonts w:hint="default" w:ascii="Times New Roman" w:hAnsi="Times New Roman" w:eastAsia="sans-serif" w:cs="Times New Roman"/>
           <w:color w:val="444746"/>
-          <w:bdr w:val="none" w:color="444746" w:sz="0" w:space="0"/>
         </w:rPr>
         <w:t>config/</w:t>
       </w:r>
@@ -476,7 +449,6 @@
         <w:rPr>
           <w:rFonts w:hint="default" w:ascii="Times New Roman" w:hAnsi="Times New Roman" w:eastAsia="sans-serif" w:cs="Times New Roman"/>
           <w:color w:val="1F1F1F"/>
-          <w:bdr w:val="none" w:color="1F1F1F" w:sz="0" w:space="0"/>
         </w:rPr>
         <w:t xml:space="preserve">, </w:t>
       </w:r>
@@ -484,7 +456,6 @@
         <w:rPr>
           <w:rFonts w:hint="default" w:ascii="Times New Roman" w:hAnsi="Times New Roman" w:eastAsia="sans-serif" w:cs="Times New Roman"/>
           <w:color w:val="444746"/>
-          <w:bdr w:val="none" w:color="444746" w:sz="0" w:space="0"/>
         </w:rPr>
         <w:t>database/</w:t>
       </w:r>
@@ -492,7 +463,6 @@
         <w:rPr>
           <w:rFonts w:hint="default" w:ascii="Times New Roman" w:hAnsi="Times New Roman" w:eastAsia="sans-serif" w:cs="Times New Roman"/>
           <w:color w:val="1F1F1F"/>
-          <w:bdr w:val="none" w:color="1F1F1F" w:sz="0" w:space="0"/>
         </w:rPr>
         <w:t>).</w:t>
       </w:r>
@@ -503,6 +473,7 @@
         <w:keepLines w:val="0"/>
         <w:widowControl/>
         <w:numPr>
+          <w:ilvl w:val="0"/>
           <w:numId w:val="0"/>
         </w:numPr>
         <w:suppressLineNumbers w:val="0"/>
@@ -584,7 +555,6 @@
         <w:rPr>
           <w:rFonts w:hint="default" w:ascii="Times New Roman" w:hAnsi="Times New Roman" w:eastAsia="sans-serif" w:cs="Times New Roman"/>
           <w:color w:val="1F1F1F"/>
-          <w:bdr w:val="none" w:color="1F1F1F" w:sz="0" w:space="0"/>
         </w:rPr>
         <w:t>⚙️ Giai đoạn 2: Phát triển Logic nghiệp vụ (Tuần 2)</w:t>
       </w:r>
@@ -614,7 +584,6 @@
         <w:rPr>
           <w:rFonts w:hint="default" w:ascii="Times New Roman" w:hAnsi="Times New Roman" w:eastAsia="sans-serif" w:cs="Times New Roman"/>
           <w:color w:val="1F1F1F"/>
-          <w:bdr w:val="none" w:color="auto" w:sz="0" w:space="0"/>
         </w:rPr>
         <w:t>Sau khi có database, các thành viên bắt đầu viết các hàm xử lý dữ liệu phức tạp.</w:t>
       </w:r>
@@ -640,7 +609,6 @@
           <w:b/>
           <w:bCs/>
           <w:color w:val="1F1F1F"/>
-          <w:bdr w:val="none" w:color="1F1F1F" w:sz="0" w:space="0"/>
         </w:rPr>
       </w:pPr>
     </w:p>
@@ -671,7 +639,6 @@
           <w:b/>
           <w:bCs/>
           <w:color w:val="1F1F1F"/>
-          <w:bdr w:val="none" w:color="1F1F1F" w:sz="0" w:space="0"/>
         </w:rPr>
         <w:t>Task 5 (Hoàng):</w:t>
       </w:r>
@@ -679,7 +646,6 @@
         <w:rPr>
           <w:rFonts w:hint="default" w:ascii="Times New Roman" w:hAnsi="Times New Roman" w:eastAsia="sans-serif" w:cs="Times New Roman"/>
           <w:color w:val="1F1F1F"/>
-          <w:bdr w:val="none" w:color="1F1F1F" w:sz="0" w:space="0"/>
         </w:rPr>
         <w:t xml:space="preserve"> Viết Stored Procedure </w:t>
       </w:r>
@@ -687,7 +653,6 @@
         <w:rPr>
           <w:rFonts w:hint="default" w:ascii="Times New Roman" w:hAnsi="Times New Roman" w:eastAsia="sans-serif" w:cs="Times New Roman"/>
           <w:color w:val="444746"/>
-          <w:bdr w:val="none" w:color="444746" w:sz="0" w:space="0"/>
         </w:rPr>
         <w:t>sp_change_custody</w:t>
       </w:r>
@@ -695,10 +660,11 @@
         <w:rPr>
           <w:rFonts w:hint="default" w:ascii="Times New Roman" w:hAnsi="Times New Roman" w:eastAsia="sans-serif" w:cs="Times New Roman"/>
           <w:color w:val="1F1F1F"/>
-          <w:bdr w:val="none" w:color="1F1F1F" w:sz="0" w:space="0"/>
         </w:rPr>
         <w:t xml:space="preserve"> xử lý Transaction nguyên tử cho việc bàn giao quyền sở hữu.</w:t>
       </w:r>
+      <w:bookmarkStart w:id="0" w:name="_GoBack"/>
+      <w:bookmarkEnd w:id="0"/>
     </w:p>
     <w:p>
       <w:pPr>
@@ -706,6 +672,7 @@
         <w:keepLines w:val="0"/>
         <w:widowControl/>
         <w:numPr>
+          <w:ilvl w:val="0"/>
           <w:numId w:val="0"/>
         </w:numPr>
         <w:suppressLineNumbers w:val="0"/>
@@ -751,7 +718,6 @@
           <w:b/>
           <w:bCs/>
           <w:color w:val="1F1F1F"/>
-          <w:bdr w:val="none" w:color="1F1F1F" w:sz="0" w:space="0"/>
         </w:rPr>
         <w:t>Task 6 (Huy):</w:t>
       </w:r>
@@ -759,7 +725,6 @@
         <w:rPr>
           <w:rFonts w:hint="default" w:ascii="Times New Roman" w:hAnsi="Times New Roman" w:eastAsia="sans-serif" w:cs="Times New Roman"/>
           <w:color w:val="1F1F1F"/>
-          <w:bdr w:val="none" w:color="1F1F1F" w:sz="0" w:space="0"/>
         </w:rPr>
         <w:t xml:space="preserve"> Xây dựng các Aggregation Pipeline trong MongoDB để truy xuất lộ trình và tính toán thời gian di chuyển trung bình.</w:t>
       </w:r>
@@ -770,6 +735,7 @@
         <w:keepLines w:val="0"/>
         <w:widowControl/>
         <w:numPr>
+          <w:ilvl w:val="0"/>
           <w:numId w:val="0"/>
         </w:numPr>
         <w:suppressLineNumbers w:val="0"/>
@@ -807,6 +773,7 @@
         <w:rPr>
           <w:rFonts w:hint="default" w:ascii="Times New Roman" w:hAnsi="Times New Roman" w:eastAsia="sans-serif" w:cs="Times New Roman"/>
           <w:color w:val="1F1F1F"/>
+          <w:lang w:val="en-US"/>
         </w:rPr>
       </w:pPr>
       <w:r>
@@ -815,15 +782,32 @@
           <w:b/>
           <w:bCs/>
           <w:color w:val="1F1F1F"/>
-          <w:bdr w:val="none" w:color="1F1F1F" w:sz="0" w:space="0"/>
-        </w:rPr>
-        <w:t>Task 7 (Hoàng):</w:t>
-      </w:r>
-      <w:r>
-        <w:rPr>
-          <w:rFonts w:hint="default" w:ascii="Times New Roman" w:hAnsi="Times New Roman" w:eastAsia="sans-serif" w:cs="Times New Roman"/>
-          <w:color w:val="1F1F1F"/>
-          <w:bdr w:val="none" w:color="1F1F1F" w:sz="0" w:space="0"/>
+        </w:rPr>
+        <w:t>Task 7 (</w:t>
+      </w:r>
+      <w:r>
+        <w:rPr>
+          <w:rFonts w:hint="default" w:eastAsia="sans-serif" w:cs="Times New Roman"/>
+          <w:b/>
+          <w:bCs/>
+          <w:color w:val="1F1F1F"/>
+          <w:lang w:val="en-US"/>
+        </w:rPr>
+        <w:t>Lực</w:t>
+      </w:r>
+      <w:r>
+        <w:rPr>
+          <w:rFonts w:hint="default" w:ascii="Times New Roman" w:hAnsi="Times New Roman" w:eastAsia="sans-serif" w:cs="Times New Roman"/>
+          <w:b/>
+          <w:bCs/>
+          <w:color w:val="1F1F1F"/>
+        </w:rPr>
+        <w:t>):</w:t>
+      </w:r>
+      <w:r>
+        <w:rPr>
+          <w:rFonts w:hint="default" w:ascii="Times New Roman" w:hAnsi="Times New Roman" w:eastAsia="sans-serif" w:cs="Times New Roman"/>
+          <w:color w:val="1F1F1F"/>
         </w:rPr>
         <w:t xml:space="preserve"> Triển khai các SQL Trigger (</w:t>
       </w:r>
@@ -831,7 +815,6 @@
         <w:rPr>
           <w:rFonts w:hint="default" w:ascii="Times New Roman" w:hAnsi="Times New Roman" w:eastAsia="sans-serif" w:cs="Times New Roman"/>
           <w:color w:val="444746"/>
-          <w:bdr w:val="none" w:color="444746" w:sz="0" w:space="0"/>
         </w:rPr>
         <w:t>TRG_CHECK_VIOLATION</w:t>
       </w:r>
@@ -839,7 +822,6 @@
         <w:rPr>
           <w:rFonts w:hint="default" w:ascii="Times New Roman" w:hAnsi="Times New Roman" w:eastAsia="sans-serif" w:cs="Times New Roman"/>
           <w:color w:val="1F1F1F"/>
-          <w:bdr w:val="none" w:color="1F1F1F" w:sz="0" w:space="0"/>
         </w:rPr>
         <w:t xml:space="preserve"> và </w:t>
       </w:r>
@@ -847,7 +829,6 @@
         <w:rPr>
           <w:rFonts w:hint="default" w:ascii="Times New Roman" w:hAnsi="Times New Roman" w:eastAsia="sans-serif" w:cs="Times New Roman"/>
           <w:color w:val="444746"/>
-          <w:bdr w:val="none" w:color="444746" w:sz="0" w:space="0"/>
         </w:rPr>
         <w:t>TRG_BLOCK_CUSTODY_WHEN_ALARM</w:t>
       </w:r>
@@ -855,9 +836,16 @@
         <w:rPr>
           <w:rFonts w:hint="default" w:ascii="Times New Roman" w:hAnsi="Times New Roman" w:eastAsia="sans-serif" w:cs="Times New Roman"/>
           <w:color w:val="1F1F1F"/>
-          <w:bdr w:val="none" w:color="1F1F1F" w:sz="0" w:space="0"/>
-        </w:rPr>
-        <w:t>).</w:t>
+        </w:rPr>
+        <w:t>)</w:t>
+      </w:r>
+      <w:r>
+        <w:rPr>
+          <w:rFonts w:hint="default" w:eastAsia="sans-serif" w:cs="Times New Roman"/>
+          <w:color w:val="1F1F1F"/>
+          <w:lang w:val="en-US"/>
+        </w:rPr>
+        <w:t>.</w:t>
       </w:r>
     </w:p>
     <w:p>
@@ -866,6 +854,7 @@
         <w:keepLines w:val="0"/>
         <w:widowControl/>
         <w:numPr>
+          <w:ilvl w:val="0"/>
           <w:numId w:val="0"/>
         </w:numPr>
         <w:suppressLineNumbers w:val="0"/>
@@ -911,7 +900,6 @@
           <w:b/>
           <w:bCs/>
           <w:color w:val="1F1F1F"/>
-          <w:bdr w:val="none" w:color="1F1F1F" w:sz="0" w:space="0"/>
         </w:rPr>
         <w:t>Task 8 (Lực):</w:t>
       </w:r>
@@ -919,7 +907,6 @@
         <w:rPr>
           <w:rFonts w:hint="default" w:ascii="Times New Roman" w:hAnsi="Times New Roman" w:eastAsia="sans-serif" w:cs="Times New Roman"/>
           <w:color w:val="1F1F1F"/>
-          <w:bdr w:val="none" w:color="1F1F1F" w:sz="0" w:space="0"/>
         </w:rPr>
         <w:t xml:space="preserve"> Xây dựng Saga Orchestrator để kết nối luồng: Nhận dữ liệu từ Mongo -&gt; Kiểm tra vi phạm -&gt; Gọi SQL Update.</w:t>
       </w:r>
@@ -930,6 +917,7 @@
         <w:keepLines w:val="0"/>
         <w:widowControl/>
         <w:numPr>
+          <w:ilvl w:val="0"/>
           <w:numId w:val="0"/>
         </w:numPr>
         <w:suppressLineNumbers w:val="0"/>
@@ -975,7 +963,6 @@
           <w:b/>
           <w:bCs/>
           <w:color w:val="1F1F1F"/>
-          <w:bdr w:val="none" w:color="1F1F1F" w:sz="0" w:space="0"/>
         </w:rPr>
         <w:t>Task 9 (Hoàng):</w:t>
       </w:r>
@@ -983,7 +970,6 @@
         <w:rPr>
           <w:rFonts w:hint="default" w:ascii="Times New Roman" w:hAnsi="Times New Roman" w:eastAsia="sans-serif" w:cs="Times New Roman"/>
           <w:color w:val="1F1F1F"/>
-          <w:bdr w:val="none" w:color="1F1F1F" w:sz="0" w:space="0"/>
         </w:rPr>
         <w:t xml:space="preserve"> Viết câu lệnh Recursive CTE để truy vết chuỗi sở hữu (Chain of Custody) theo dòng thời gian.</w:t>
       </w:r>
@@ -994,6 +980,7 @@
         <w:keepLines w:val="0"/>
         <w:widowControl/>
         <w:numPr>
+          <w:ilvl w:val="0"/>
           <w:numId w:val="0"/>
         </w:numPr>
         <w:suppressLineNumbers w:val="0"/>
@@ -1075,7 +1062,6 @@
         <w:rPr>
           <w:rFonts w:hint="default" w:ascii="Times New Roman" w:hAnsi="Times New Roman" w:eastAsia="sans-serif" w:cs="Times New Roman"/>
           <w:color w:val="1F1F1F"/>
-          <w:bdr w:val="none" w:color="1F1F1F" w:sz="0" w:space="0"/>
         </w:rPr>
         <w:t>🔗 Giai đoạn 3: Tích hợp, Kiểm thử &amp; Hoàn thiện (Tuần 3)</w:t>
       </w:r>
@@ -1105,7 +1091,6 @@
         <w:rPr>
           <w:rFonts w:hint="default" w:ascii="Times New Roman" w:hAnsi="Times New Roman" w:eastAsia="sans-serif" w:cs="Times New Roman"/>
           <w:color w:val="1F1F1F"/>
-          <w:bdr w:val="none" w:color="auto" w:sz="0" w:space="0"/>
         </w:rPr>
         <w:t>Kết nối các module và chuẩn bị nội dung bảo vệ đồ án.</w:t>
       </w:r>
@@ -1116,6 +1101,7 @@
         <w:keepLines w:val="0"/>
         <w:widowControl/>
         <w:numPr>
+          <w:ilvl w:val="0"/>
           <w:numId w:val="0"/>
         </w:numPr>
         <w:suppressLineNumbers w:val="0"/>
@@ -1161,7 +1147,6 @@
           <w:b/>
           <w:bCs/>
           <w:color w:val="1F1F1F"/>
-          <w:bdr w:val="none" w:color="1F1F1F" w:sz="0" w:space="0"/>
         </w:rPr>
         <w:t>Task 10 (Lực):</w:t>
       </w:r>
@@ -1169,7 +1154,6 @@
         <w:rPr>
           <w:rFonts w:hint="default" w:ascii="Times New Roman" w:hAnsi="Times New Roman" w:eastAsia="sans-serif" w:cs="Times New Roman"/>
           <w:color w:val="1F1F1F"/>
-          <w:bdr w:val="none" w:color="1F1F1F" w:sz="0" w:space="0"/>
         </w:rPr>
         <w:t xml:space="preserve"> Triển khai Outbox Pattern để xử lý thông báo và đảm bảo tính nhất quán của hệ thống.</w:t>
       </w:r>
@@ -1180,6 +1164,7 @@
         <w:keepLines w:val="0"/>
         <w:widowControl/>
         <w:numPr>
+          <w:ilvl w:val="0"/>
           <w:numId w:val="0"/>
         </w:numPr>
         <w:suppressLineNumbers w:val="0"/>
@@ -1225,7 +1210,6 @@
           <w:b/>
           <w:bCs/>
           <w:color w:val="1F1F1F"/>
-          <w:bdr w:val="none" w:color="1F1F1F" w:sz="0" w:space="0"/>
         </w:rPr>
         <w:t>Task 11 (Cả nhóm):</w:t>
       </w:r>
@@ -1233,7 +1217,6 @@
         <w:rPr>
           <w:rFonts w:hint="default" w:ascii="Times New Roman" w:hAnsi="Times New Roman" w:eastAsia="sans-serif" w:cs="Times New Roman"/>
           <w:color w:val="1F1F1F"/>
-          <w:bdr w:val="none" w:color="1F1F1F" w:sz="0" w:space="0"/>
         </w:rPr>
         <w:t xml:space="preserve"> Kiểm thử hệ thống (Integration Test): Giả lập gửi dữ liệu nhiệt độ lỗi từ Mongo để kiểm tra xem SQL có tự động chuyển trạng thái </w:t>
       </w:r>
@@ -1241,7 +1224,6 @@
         <w:rPr>
           <w:rFonts w:hint="default" w:ascii="Times New Roman" w:hAnsi="Times New Roman" w:eastAsia="sans-serif" w:cs="Times New Roman"/>
           <w:color w:val="444746"/>
-          <w:bdr w:val="none" w:color="444746" w:sz="0" w:space="0"/>
         </w:rPr>
         <w:t>ALARM</w:t>
       </w:r>
@@ -1249,7 +1231,6 @@
         <w:rPr>
           <w:rFonts w:hint="default" w:ascii="Times New Roman" w:hAnsi="Times New Roman" w:eastAsia="sans-serif" w:cs="Times New Roman"/>
           <w:color w:val="1F1F1F"/>
-          <w:bdr w:val="none" w:color="1F1F1F" w:sz="0" w:space="0"/>
         </w:rPr>
         <w:t xml:space="preserve"> và khóa bàn giao không.</w:t>
       </w:r>
@@ -1275,30 +1256,28 @@
           <w:b/>
           <w:bCs/>
           <w:color w:val="1F1F1F"/>
-          <w:bdr w:val="none" w:color="1F1F1F" w:sz="0" w:space="0"/>
-        </w:rPr>
-      </w:pPr>
-    </w:p>
-    <w:p>
-      <w:pPr>
-        <w:pStyle w:val="5"/>
-        <w:keepNext w:val="0"/>
-        <w:keepLines w:val="0"/>
-        <w:widowControl/>
-        <w:suppressLineNumbers w:val="0"/>
-        <w:pBdr>
-          <w:top w:val="none" w:color="1F1F1F" w:sz="0" w:space="0"/>
-          <w:left w:val="none" w:color="1F1F1F" w:sz="0" w:space="0"/>
-          <w:bottom w:val="none" w:color="1F1F1F" w:sz="0" w:space="0"/>
-          <w:right w:val="none" w:color="1F1F1F" w:sz="0" w:space="0"/>
-        </w:pBdr>
-        <w:bidi w:val="0"/>
-        <w:spacing w:before="0" w:beforeAutospacing="0" w:after="120" w:afterAutospacing="0" w:line="17" w:lineRule="atLeast"/>
-        <w:ind w:left="0" w:right="0"/>
-        <w:rPr>
-          <w:rFonts w:hint="default" w:ascii="Times New Roman" w:hAnsi="Times New Roman" w:eastAsia="sans-serif" w:cs="Times New Roman"/>
-          <w:color w:val="1F1F1F"/>
-          <w:bdr w:val="none" w:color="1F1F1F" w:sz="0" w:space="0"/>
+        </w:rPr>
+      </w:pPr>
+    </w:p>
+    <w:p>
+      <w:pPr>
+        <w:pStyle w:val="5"/>
+        <w:keepNext w:val="0"/>
+        <w:keepLines w:val="0"/>
+        <w:widowControl/>
+        <w:suppressLineNumbers w:val="0"/>
+        <w:pBdr>
+          <w:top w:val="none" w:color="1F1F1F" w:sz="0" w:space="0"/>
+          <w:left w:val="none" w:color="1F1F1F" w:sz="0" w:space="0"/>
+          <w:bottom w:val="none" w:color="1F1F1F" w:sz="0" w:space="0"/>
+          <w:right w:val="none" w:color="1F1F1F" w:sz="0" w:space="0"/>
+        </w:pBdr>
+        <w:bidi w:val="0"/>
+        <w:spacing w:before="0" w:beforeAutospacing="0" w:after="120" w:afterAutospacing="0" w:line="17" w:lineRule="atLeast"/>
+        <w:ind w:left="0" w:right="0"/>
+        <w:rPr>
+          <w:rFonts w:hint="default" w:ascii="Times New Roman" w:hAnsi="Times New Roman" w:eastAsia="sans-serif" w:cs="Times New Roman"/>
+          <w:color w:val="1F1F1F"/>
         </w:rPr>
       </w:pPr>
       <w:r>
@@ -1307,7 +1286,6 @@
           <w:b/>
           <w:bCs/>
           <w:color w:val="1F1F1F"/>
-          <w:bdr w:val="none" w:color="1F1F1F" w:sz="0" w:space="0"/>
         </w:rPr>
         <w:t>Task 12 (Hoàng):</w:t>
       </w:r>
@@ -1315,7 +1293,6 @@
         <w:rPr>
           <w:rFonts w:hint="default" w:ascii="Times New Roman" w:hAnsi="Times New Roman" w:eastAsia="sans-serif" w:cs="Times New Roman"/>
           <w:color w:val="1F1F1F"/>
-          <w:bdr w:val="none" w:color="1F1F1F" w:sz="0" w:space="0"/>
         </w:rPr>
         <w:t xml:space="preserve"> Thực hiện phân tích và chứng minh Race Condition nếu thiếu Isolation Level trong Transaction.</w:t>
       </w:r>
@@ -1339,30 +1316,28 @@
         <w:rPr>
           <w:rFonts w:hint="default" w:ascii="Times New Roman" w:hAnsi="Times New Roman" w:eastAsia="sans-serif" w:cs="Times New Roman"/>
           <w:color w:val="1F1F1F"/>
-          <w:bdr w:val="none" w:color="1F1F1F" w:sz="0" w:space="0"/>
-        </w:rPr>
-      </w:pPr>
-    </w:p>
-    <w:p>
-      <w:pPr>
-        <w:pStyle w:val="5"/>
-        <w:keepNext w:val="0"/>
-        <w:keepLines w:val="0"/>
-        <w:widowControl/>
-        <w:suppressLineNumbers w:val="0"/>
-        <w:pBdr>
-          <w:top w:val="none" w:color="1F1F1F" w:sz="0" w:space="0"/>
-          <w:left w:val="none" w:color="1F1F1F" w:sz="0" w:space="0"/>
-          <w:bottom w:val="none" w:color="1F1F1F" w:sz="0" w:space="0"/>
-          <w:right w:val="none" w:color="1F1F1F" w:sz="0" w:space="0"/>
-        </w:pBdr>
-        <w:bidi w:val="0"/>
-        <w:spacing w:before="0" w:beforeAutospacing="0" w:after="120" w:afterAutospacing="0" w:line="17" w:lineRule="atLeast"/>
-        <w:ind w:left="0" w:right="0"/>
-        <w:rPr>
-          <w:rFonts w:hint="default" w:ascii="Times New Roman" w:hAnsi="Times New Roman" w:eastAsia="sans-serif" w:cs="Times New Roman"/>
-          <w:color w:val="1F1F1F"/>
-          <w:bdr w:val="none" w:color="1F1F1F" w:sz="0" w:space="0"/>
+        </w:rPr>
+      </w:pPr>
+    </w:p>
+    <w:p>
+      <w:pPr>
+        <w:pStyle w:val="5"/>
+        <w:keepNext w:val="0"/>
+        <w:keepLines w:val="0"/>
+        <w:widowControl/>
+        <w:suppressLineNumbers w:val="0"/>
+        <w:pBdr>
+          <w:top w:val="none" w:color="1F1F1F" w:sz="0" w:space="0"/>
+          <w:left w:val="none" w:color="1F1F1F" w:sz="0" w:space="0"/>
+          <w:bottom w:val="none" w:color="1F1F1F" w:sz="0" w:space="0"/>
+          <w:right w:val="none" w:color="1F1F1F" w:sz="0" w:space="0"/>
+        </w:pBdr>
+        <w:bidi w:val="0"/>
+        <w:spacing w:before="0" w:beforeAutospacing="0" w:after="120" w:afterAutospacing="0" w:line="17" w:lineRule="atLeast"/>
+        <w:ind w:left="0" w:right="0"/>
+        <w:rPr>
+          <w:rFonts w:hint="default" w:ascii="Times New Roman" w:hAnsi="Times New Roman" w:eastAsia="sans-serif" w:cs="Times New Roman"/>
+          <w:color w:val="1F1F1F"/>
         </w:rPr>
       </w:pPr>
       <w:r>
@@ -1371,7 +1346,6 @@
           <w:b/>
           <w:bCs/>
           <w:color w:val="1F1F1F"/>
-          <w:bdr w:val="none" w:color="1F1F1F" w:sz="0" w:space="0"/>
         </w:rPr>
         <w:t>Task 13 (Huy):</w:t>
       </w:r>
@@ -1379,7 +1353,6 @@
         <w:rPr>
           <w:rFonts w:hint="default" w:ascii="Times New Roman" w:hAnsi="Times New Roman" w:eastAsia="sans-serif" w:cs="Times New Roman"/>
           <w:color w:val="1F1F1F"/>
-          <w:bdr w:val="none" w:color="1F1F1F" w:sz="0" w:space="0"/>
         </w:rPr>
         <w:t xml:space="preserve"> Hoàn thiện logic phân tích rủi ro (Risk Analysis) dựa trên số lần xảy ra lỗi trên từng lộ trình.</w:t>
       </w:r>
@@ -1403,7 +1376,6 @@
         <w:rPr>
           <w:rFonts w:hint="default" w:ascii="Times New Roman" w:hAnsi="Times New Roman" w:eastAsia="sans-serif" w:cs="Times New Roman"/>
           <w:color w:val="1F1F1F"/>
-          <w:bdr w:val="none" w:color="1F1F1F" w:sz="0" w:space="0"/>
         </w:rPr>
       </w:pPr>
     </w:p>
@@ -1434,7 +1406,6 @@
           <w:b/>
           <w:bCs/>
           <w:color w:val="1F1F1F"/>
-          <w:bdr w:val="none" w:color="1F1F1F" w:sz="0" w:space="0"/>
         </w:rPr>
         <w:t>Task 14 (Lực):</w:t>
       </w:r>
@@ -1442,7 +1413,6 @@
         <w:rPr>
           <w:rFonts w:hint="default" w:ascii="Times New Roman" w:hAnsi="Times New Roman" w:eastAsia="sans-serif" w:cs="Times New Roman"/>
           <w:color w:val="1F1F1F"/>
-          <w:bdr w:val="none" w:color="1F1F1F" w:sz="0" w:space="0"/>
         </w:rPr>
         <w:t xml:space="preserve"> Tổng hợp báo cáo (Report), hoàn thiện README và AI Audit Log để nộp bài.</w:t>
       </w:r>
@@ -1567,7 +1537,7 @@
     <w:lsdException w:unhideWhenUsed="0" w:uiPriority="0" w:semiHidden="0" w:name="Document Map"/>
     <w:lsdException w:unhideWhenUsed="0" w:uiPriority="0" w:semiHidden="0" w:name="Plain Text"/>
     <w:lsdException w:unhideWhenUsed="0" w:uiPriority="0" w:semiHidden="0" w:name="E-mail Signature"/>
-    <w:lsdException w:unhideWhenUsed="0" w:uiPriority="0" w:semiHidden="0" w:name="Normal (Web)"/>
+    <w:lsdException w:qFormat="1" w:unhideWhenUsed="0" w:uiPriority="0" w:semiHidden="0" w:name="Normal (Web)"/>
     <w:lsdException w:unhideWhenUsed="0" w:uiPriority="0" w:semiHidden="0" w:name="HTML Acronym"/>
     <w:lsdException w:unhideWhenUsed="0" w:uiPriority="0" w:semiHidden="0" w:name="HTML Address"/>
     <w:lsdException w:unhideWhenUsed="0" w:uiPriority="0" w:semiHidden="0" w:name="HTML Cite"/>
@@ -1776,6 +1746,7 @@
   </w:style>
   <w:style w:type="paragraph" w:styleId="5">
     <w:name w:val="Normal (Web)"/>
+    <w:qFormat/>
     <w:uiPriority w:val="0"/>
     <w:pPr>
       <w:spacing w:before="0" w:beforeAutospacing="1" w:after="0" w:afterAutospacing="1"/>
@@ -1783,6 +1754,7 @@
       <w:jc w:val="left"/>
     </w:pPr>
     <w:rPr>
+      <w:rFonts w:ascii="Times New Roman" w:hAnsi="Times New Roman" w:eastAsia="SimSun" w:cs="Times New Roman"/>
       <w:kern w:val="0"/>
       <w:sz w:val="24"/>
       <w:szCs w:val="24"/>
